--- a/Momento I/UNIVERSIDAD DE ANTIOQUIA.docx
+++ b/Momento I/UNIVERSIDAD DE ANTIOQUIA.docx
@@ -170,13 +170,6 @@
           <w:szCs w:val="32"/>
         </w:rPr>
         <w:br/>
-      </w:r>
-      <w:r>
-        <w:rPr>
-          <w:rFonts w:ascii="Algerian" w:hAnsi="Algerian"/>
-          <w:sz w:val="32"/>
-          <w:szCs w:val="32"/>
-        </w:rPr>
         <w:t>PROYECTO FINAL</w:t>
       </w:r>
     </w:p>
@@ -288,6 +281,377 @@
           <w:bCs/>
         </w:rPr>
       </w:pPr>
+      <w:r>
+        <w:rPr>
+          <w:b/>
+          <w:bCs/>
+        </w:rPr>
+        <w:lastRenderedPageBreak/>
+        <w:t>SIPNOSIS:</w:t>
+      </w:r>
+    </w:p>
+    <w:p>
+      <w:r>
+        <w:t>Todo comienza cuando </w:t>
+      </w:r>
+      <w:hyperlink r:id="rId5" w:tooltip="Homer Simpson" w:history="1">
+        <w:r>
+          <w:rPr>
+            <w:rStyle w:val="Hipervnculo"/>
+          </w:rPr>
+          <w:t>Homero</w:t>
+        </w:r>
+      </w:hyperlink>
+      <w:r>
+        <w:t> y </w:t>
+      </w:r>
+      <w:hyperlink r:id="rId6" w:tooltip="Bart Simpson" w:history="1">
+        <w:r>
+          <w:rPr>
+            <w:rStyle w:val="Hipervnculo"/>
+          </w:rPr>
+          <w:t>Bart</w:t>
+        </w:r>
+      </w:hyperlink>
+      <w:r>
+        <w:t> están viendo la World Class Wrestling (parodia a la WCW) y en un comercial de ese programa se enteran de que el </w:t>
+      </w:r>
+      <w:hyperlink r:id="rId7" w:tooltip="Truck-o-Saurus" w:history="1">
+        <w:r>
+          <w:rPr>
+            <w:rStyle w:val="Hipervnculo"/>
+          </w:rPr>
+          <w:t>Truck-o-Saurus</w:t>
+        </w:r>
+      </w:hyperlink>
+      <w:r>
+        <w:t> (Camionosaurio en España, Autosaurio en Hispanoamérica), un gigante dinosaurio que arroja fuego y ha sido construido con piezas de camión, viene a actuar a </w:t>
+      </w:r>
+      <w:hyperlink r:id="rId8" w:tooltip="Springfield" w:history="1">
+        <w:r>
+          <w:rPr>
+            <w:rStyle w:val="Hipervnculo"/>
+          </w:rPr>
+          <w:t>Springfield</w:t>
+        </w:r>
+      </w:hyperlink>
+      <w:r>
+        <w:t> justo el día en el </w:t>
+      </w:r>
+      <w:hyperlink r:id="rId9" w:tooltip="Lisa Simpson" w:history="1">
+        <w:r>
+          <w:rPr>
+            <w:rStyle w:val="Hipervnculo"/>
+          </w:rPr>
+          <w:t>Lisa</w:t>
+        </w:r>
+      </w:hyperlink>
+      <w:r>
+        <w:t> toca en un concierto escolar.</w:t>
+      </w:r>
+    </w:p>
+    <w:p>
+      <w:r>
+        <w:t>Cuando la familia va a ver a los Caminosaurios, como acto final del espectáculo, </w:t>
+      </w:r>
+      <w:hyperlink r:id="rId10" w:tooltip="Lance Murdock" w:history="1">
+        <w:r>
+          <w:rPr>
+            <w:rStyle w:val="Hipervnculo"/>
+          </w:rPr>
+          <w:t>Lance Murdock</w:t>
+        </w:r>
+      </w:hyperlink>
+      <w:r>
+        <w:t>, un gran temerario, realiza un acto muy peligroso. Aunque </w:t>
+      </w:r>
+      <w:hyperlink r:id="rId11" w:tooltip="Lance Murdock" w:history="1">
+        <w:r>
+          <w:rPr>
+            <w:rStyle w:val="Hipervnculo"/>
+          </w:rPr>
+          <w:t>Lance</w:t>
+        </w:r>
+      </w:hyperlink>
+      <w:r>
+        <w:t> termina lastimado y al borde de la muerte, </w:t>
+      </w:r>
+      <w:hyperlink r:id="rId12" w:tooltip="Bart" w:history="1">
+        <w:r>
+          <w:rPr>
+            <w:rStyle w:val="Hipervnculo"/>
+          </w:rPr>
+          <w:t>Bart</w:t>
+        </w:r>
+      </w:hyperlink>
+      <w:r>
+        <w:t> lo ve como un héroe y decide convertirse él también en un temerario.</w:t>
+      </w:r>
+    </w:p>
+    <w:p>
+      <w:r>
+        <w:t>Bart, en sus pruebas en monopatín, se lastima muchísimo. El </w:t>
+      </w:r>
+      <w:hyperlink r:id="rId13" w:tooltip="Dr. Hibbert" w:history="1">
+        <w:r>
+          <w:rPr>
+            <w:rStyle w:val="Hipervnculo"/>
+          </w:rPr>
+          <w:t>Dr. Hibbert</w:t>
+        </w:r>
+      </w:hyperlink>
+      <w:r>
+        <w:t> le muestra otros niños lastimados, con la esperanza de que Bart recapacite; sin embargo, el niño no aprende. Días más tarde, Bart anuncia que se lanzará con su monopatín sobre el Desfiladero de Springfield, con el objetivo de cruzarlo. El Desfiladero era un precipicio muy alto y grande, y parecía imposible que Bart pudiera hacerlo. Homer</w:t>
+      </w:r>
+      <w:r>
+        <w:t>o</w:t>
+      </w:r>
+      <w:r>
+        <w:t>, tratando de protegerlo, le prohíbe lanzarse.</w:t>
+      </w:r>
+    </w:p>
+    <w:p>
+      <w:r>
+        <w:t xml:space="preserve">Bart, sin embargo, no obedece y lleva su monopatín al borde del precipicio. En ese momento llega </w:t>
+      </w:r>
+      <w:r>
+        <w:t>Homero</w:t>
+      </w:r>
+      <w:r>
+        <w:t>, quien le quita el monopatín y dice que será él quien se lance; Bart, al comprender que las intenciones de su padre eran que él aprendiera cuán grande es el peligro, acepta no tirarse. Pero, en ese momento, el monopatín comienza a rodar con Home</w:t>
+      </w:r>
+      <w:r>
+        <w:t>ro</w:t>
+      </w:r>
+      <w:r>
+        <w:t xml:space="preserve"> sobre él.</w:t>
+      </w:r>
+    </w:p>
+    <w:p>
+      <w:r>
+        <w:t>Homero</w:t>
+      </w:r>
+      <w:r>
+        <w:t xml:space="preserve"> salta por el desfiladero, pero cuando está por llegar del otro lado, cae estrepitosamente y termina en el hospital, al lado de Lance Murdock, y le reprocha, diciéndole: "Si eres tan valiente, educa a mis hijos".</w:t>
+      </w:r>
+    </w:p>
+    <w:p>
+      <w:pPr>
+        <w:rPr>
+          <w:b/>
+          <w:bCs/>
+        </w:rPr>
+      </w:pPr>
+      <w:r>
+        <w:rPr>
+          <w:b/>
+          <w:bCs/>
+        </w:rPr>
+        <w:t xml:space="preserve"> DINAMICA DEL JUEGO:</w:t>
+      </w:r>
+    </w:p>
+    <w:p>
+      <w:r>
+        <w:t xml:space="preserve">El juego </w:t>
+      </w:r>
+      <w:r>
+        <w:t xml:space="preserve">tendrá 3 niveles en los cuales se </w:t>
+      </w:r>
+      <w:r>
+        <w:t xml:space="preserve">relata tres momentos claves del </w:t>
+      </w:r>
+      <w:r>
+        <w:t>capítulo</w:t>
+      </w:r>
+      <w:r>
+        <w:t>.</w:t>
+      </w:r>
+    </w:p>
+    <w:p>
+      <w:r>
+        <w:rPr>
+          <w:b/>
+          <w:bCs/>
+        </w:rPr>
+        <w:t xml:space="preserve">NIVEL I: </w:t>
+      </w:r>
+      <w:r>
+        <w:rPr>
+          <w:b/>
+          <w:bCs/>
+        </w:rPr>
+        <w:t xml:space="preserve"> </w:t>
+      </w:r>
+      <w:r>
+        <w:t xml:space="preserve">Después de que Bart vio </w:t>
+      </w:r>
+      <w:r>
+        <w:t xml:space="preserve">a </w:t>
+      </w:r>
+      <w:hyperlink r:id="rId14" w:tooltip="Lance Murdock" w:history="1">
+        <w:r>
+          <w:rPr>
+            <w:rStyle w:val="Hipervnculo"/>
+          </w:rPr>
+          <w:t>Lance Murdock</w:t>
+        </w:r>
+      </w:hyperlink>
+      <w:r>
+        <w:t xml:space="preserve"> hacer su show, el decide practicar en su patineta con el fin de</w:t>
+      </w:r>
+      <w:r>
+        <w:t xml:space="preserve"> </w:t>
+      </w:r>
+      <w:r>
+        <w:t>convertirse en un temerario.</w:t>
+      </w:r>
+      <w:r>
+        <w:t xml:space="preserve"> Para este nivel lo que haremos es crear un escenario para que Bart </w:t>
+      </w:r>
+      <w:r>
+        <w:t xml:space="preserve">primero busque su patineta y seguido a esto </w:t>
+      </w:r>
+      <w:r>
+        <w:t xml:space="preserve">aprenda a moverse en </w:t>
+      </w:r>
+      <w:r>
+        <w:t>ella</w:t>
+      </w:r>
+      <w:r>
+        <w:t xml:space="preserve"> de manera que logre su objetivo.</w:t>
+      </w:r>
+    </w:p>
+    <w:p>
+      <w:r>
+        <w:rPr>
+          <w:b/>
+          <w:bCs/>
+        </w:rPr>
+        <w:t>NIVEL I</w:t>
+      </w:r>
+      <w:r>
+        <w:rPr>
+          <w:b/>
+          <w:bCs/>
+        </w:rPr>
+        <w:t>I</w:t>
+      </w:r>
+      <w:r>
+        <w:rPr>
+          <w:b/>
+          <w:bCs/>
+        </w:rPr>
+        <w:t xml:space="preserve">: </w:t>
+      </w:r>
+      <w:r>
+        <w:t xml:space="preserve">Bart </w:t>
+      </w:r>
+      <w:r>
+        <w:t>está</w:t>
+      </w:r>
+      <w:r>
+        <w:t xml:space="preserve"> preparado para dar su show y saltar el </w:t>
+      </w:r>
+      <w:r>
+        <w:t>desfiladero, pero justo cuando lo va a realizar llega homero para impedirlo y</w:t>
+      </w:r>
+      <w:r>
+        <w:t xml:space="preserve"> decide q</w:t>
+      </w:r>
+      <w:r>
+        <w:t xml:space="preserve">ue él se va a tirar </w:t>
+      </w:r>
+      <w:r>
+        <w:t xml:space="preserve">para persuadir a Bart, este se convence y </w:t>
+      </w:r>
+      <w:r>
+        <w:t xml:space="preserve">decide no hacer el </w:t>
+      </w:r>
+      <w:r>
+        <w:t>salto,</w:t>
+      </w:r>
+      <w:r>
+        <w:t xml:space="preserve"> pero en este momento el </w:t>
+      </w:r>
+      <w:r>
+        <w:t>patín</w:t>
+      </w:r>
+      <w:r>
+        <w:t xml:space="preserve"> se comienza a deslizar solo y homero termina rodando </w:t>
+      </w:r>
+      <w:r>
+        <w:t>junto con él.</w:t>
+      </w:r>
+      <w:r>
+        <w:t xml:space="preserve"> Para este nivel haremos que lo que aprendimos con Bart </w:t>
+      </w:r>
+      <w:r>
+        <w:t xml:space="preserve">ahora </w:t>
+      </w:r>
+      <w:r>
+        <w:t>lo aplicaremos con homero en un camino lleno de niños</w:t>
+      </w:r>
+      <w:r>
+        <w:t xml:space="preserve"> a manera de obstáculo los cuales debemos esquivar.</w:t>
+      </w:r>
+      <w:r>
+        <w:t xml:space="preserve">  </w:t>
+      </w:r>
+      <w:r>
+        <w:t xml:space="preserve"> </w:t>
+      </w:r>
+    </w:p>
+    <w:p>
+      <w:pPr>
+        <w:rPr>
+          <w:b/>
+          <w:bCs/>
+        </w:rPr>
+      </w:pPr>
+      <w:r>
+        <w:rPr>
+          <w:b/>
+          <w:bCs/>
+        </w:rPr>
+        <w:t>NIVEL II</w:t>
+      </w:r>
+      <w:r>
+        <w:rPr>
+          <w:b/>
+          <w:bCs/>
+        </w:rPr>
+        <w:t>I</w:t>
+      </w:r>
+      <w:r>
+        <w:rPr>
+          <w:b/>
+          <w:bCs/>
+        </w:rPr>
+        <w:t>:</w:t>
+      </w:r>
+      <w:r>
+        <w:rPr>
+          <w:b/>
+          <w:bCs/>
+        </w:rPr>
+        <w:t xml:space="preserve"> </w:t>
+      </w:r>
+      <w:r>
+        <w:t xml:space="preserve">Tras caer al precipicio, un helicóptero saca a homero para llevarlo a un hospital. Para este nivel lo que </w:t>
+      </w:r>
+      <w:r>
+        <w:t>haremos es subir a homero mientras la grúa del helicóptero esquiva obstáculos</w:t>
+      </w:r>
+      <w:r>
+        <w:t>.</w:t>
+      </w:r>
+      <w:r>
+        <w:rPr>
+          <w:b/>
+          <w:bCs/>
+        </w:rPr>
+        <w:t xml:space="preserve"> </w:t>
+      </w:r>
     </w:p>
     <w:sectPr>
       <w:pgSz w:w="12240" w:h="15840"/>
@@ -903,7 +1267,6 @@
   <w:style w:type="character" w:default="1" w:styleId="Fuentedeprrafopredeter">
     <w:name w:val="Default Paragraph Font"/>
     <w:uiPriority w:val="1"/>
-    <w:semiHidden/>
     <w:unhideWhenUsed/>
   </w:style>
   <w:style w:type="table" w:default="1" w:styleId="Tablanormal">
@@ -1215,6 +1578,29 @@
       <w:smallCaps/>
       <w:color w:val="0F4761" w:themeColor="accent1" w:themeShade="BF"/>
       <w:spacing w:val="5"/>
+    </w:rPr>
+  </w:style>
+  <w:style w:type="character" w:styleId="Hipervnculo">
+    <w:name w:val="Hyperlink"/>
+    <w:basedOn w:val="Fuentedeprrafopredeter"/>
+    <w:uiPriority w:val="99"/>
+    <w:unhideWhenUsed/>
+    <w:rsid w:val="00F82DA5"/>
+    <w:rPr>
+      <w:color w:val="467886" w:themeColor="hyperlink"/>
+      <w:u w:val="single"/>
+    </w:rPr>
+  </w:style>
+  <w:style w:type="character" w:styleId="Mencinsinresolver">
+    <w:name w:val="Unresolved Mention"/>
+    <w:basedOn w:val="Fuentedeprrafopredeter"/>
+    <w:uiPriority w:val="99"/>
+    <w:semiHidden/>
+    <w:unhideWhenUsed/>
+    <w:rsid w:val="00F82DA5"/>
+    <w:rPr>
+      <w:color w:val="605E5C"/>
+      <w:shd w:val="clear" w:color="auto" w:fill="E1DFDD"/>
     </w:rPr>
   </w:style>
 </w:styles>
